--- a/poli PROJETO.docx
+++ b/poli PROJETO.docx
@@ -521,940 +521,1032 @@
       <w:r>
         <w:t>Sistema gera estimativa automática de votos.</w:t>
       </w:r>
-    </w:p>
-    <w:p/>
-    <w:p>
-      <w:r>
-        <w:t>---</w:t>
-      </w:r>
-    </w:p>
-    <w:p/>
-    <w:p>
-      <w:r>
-        <w:t>8. GEOLOCALIZAÇÃO</w:t>
-      </w:r>
-    </w:p>
-    <w:p/>
-    <w:p>
-      <w:r>
-        <w:t>Cada visita registrada deve salvar:</w:t>
-      </w:r>
-    </w:p>
-    <w:p/>
-    <w:p>
-      <w:r>
-        <w:t>- latitude</w:t>
-      </w:r>
-    </w:p>
-    <w:p>
-      <w:r>
-        <w:t>- longitude</w:t>
-      </w:r>
-    </w:p>
-    <w:p>
-      <w:r>
-        <w:t>- data</w:t>
-      </w:r>
-    </w:p>
-    <w:p>
-      <w:r>
-        <w:lastRenderedPageBreak/>
-        <w:t>- horário</w:t>
-      </w:r>
-    </w:p>
-    <w:p/>
-    <w:p>
-      <w:r>
-        <w:t>O mapa deve mostrar:</w:t>
-      </w:r>
-    </w:p>
-    <w:p/>
-    <w:p>
-      <w:r>
-        <w:t>- locais visitados</w:t>
-      </w:r>
-    </w:p>
-    <w:p>
-      <w:r>
-        <w:t>- densidade de visitas</w:t>
-      </w:r>
-    </w:p>
-    <w:p>
-      <w:r>
-        <w:t>- regiões sem cobertura</w:t>
-      </w:r>
-    </w:p>
-    <w:p/>
-    <w:p>
-      <w:r>
-        <w:t>API recomendada: Mapbox.</w:t>
-      </w:r>
-    </w:p>
-    <w:p/>
-    <w:p>
-      <w:r>
-        <w:t>---</w:t>
-      </w:r>
-    </w:p>
-    <w:p/>
-    <w:p>
-      <w:r>
-        <w:t>9. FUNCIONAMENTO OFFLINE</w:t>
-      </w:r>
-    </w:p>
-    <w:p/>
-    <w:p>
-      <w:r>
-        <w:t>O aplicativo deve funcionar offline.</w:t>
-      </w:r>
-    </w:p>
-    <w:p/>
-    <w:p>
-      <w:r>
-        <w:t>Quando o micro estiver sem internet ele poderá:</w:t>
-      </w:r>
-    </w:p>
-    <w:p/>
-    <w:p>
-      <w:r>
-        <w:t>- cadastrar eleitores</w:t>
-      </w:r>
-    </w:p>
-    <w:p>
-      <w:r>
-        <w:t>- registrar visitas</w:t>
-      </w:r>
-    </w:p>
-    <w:p>
-      <w:r>
-        <w:t>- tirar fotos</w:t>
-      </w:r>
-    </w:p>
-    <w:p>
-      <w:r>
-        <w:t>- preencher relatórios</w:t>
-      </w:r>
-    </w:p>
-    <w:p/>
-    <w:p>
-      <w:r>
-        <w:t>Quando a conexão voltar os dados serão sincronizados automaticamente.</w:t>
-      </w:r>
-    </w:p>
-    <w:p/>
-    <w:p>
-      <w:r>
-        <w:t>O mapa deve mostrar a última localização registrada do micro.</w:t>
-      </w:r>
-    </w:p>
-    <w:p/>
-    <w:p>
-      <w:r>
-        <w:t>---</w:t>
-      </w:r>
-    </w:p>
-    <w:p/>
-    <w:p>
-      <w:r>
-        <w:t>10. BANCO DE DADOS ELEITORAL</w:t>
-      </w:r>
-    </w:p>
-    <w:p/>
-    <w:p>
-      <w:r>
-        <w:lastRenderedPageBreak/>
-        <w:t>O sistema utilizará dados das eleições:</w:t>
-      </w:r>
-    </w:p>
-    <w:p/>
-    <w:p>
-      <w:r>
-        <w:t>2018</w:t>
-      </w:r>
-    </w:p>
-    <w:p>
-      <w:r>
-        <w:t>2022</w:t>
-      </w:r>
-    </w:p>
-    <w:p/>
-    <w:p>
-      <w:r>
-        <w:t>Fonte oficial:</w:t>
-      </w:r>
-    </w:p>
-    <w:p>
-      <w:r>
-        <w:t>Tribunal Superior Eleitoral (TSE)</w:t>
-      </w:r>
-    </w:p>
-    <w:p/>
-    <w:p>
-      <w:r>
-        <w:t>Dados necessários:</w:t>
-      </w:r>
-    </w:p>
-    <w:p/>
-    <w:p>
-      <w:r>
-        <w:t>- municípios</w:t>
-      </w:r>
-    </w:p>
-    <w:p>
-      <w:r>
-        <w:t>- zonas eleitorais</w:t>
-      </w:r>
-    </w:p>
-    <w:p>
-      <w:r>
-        <w:t>- seções eleitorais</w:t>
-      </w:r>
-    </w:p>
-    <w:p>
-      <w:r>
-        <w:t>- total de eleitores</w:t>
-      </w:r>
-    </w:p>
-    <w:p>
-      <w:r>
-        <w:t>- comparecimento</w:t>
-      </w:r>
-    </w:p>
-    <w:p>
-      <w:r>
-        <w:t>- votação por candidato</w:t>
-      </w:r>
-    </w:p>
-    <w:p/>
-    <w:p>
-      <w:r>
-        <w:t>---</w:t>
-      </w:r>
-    </w:p>
-    <w:p/>
-    <w:p>
-      <w:r>
-        <w:t>11. DOWNLOAD DOS DADOS DO TSE</w:t>
-      </w:r>
-    </w:p>
-    <w:p/>
-    <w:p>
-      <w:r>
-        <w:t>Os dados devem ser obtidos no portal:</w:t>
-      </w:r>
-    </w:p>
-    <w:p/>
-    <w:p>
-      <w:r>
-        <w:t>https://dadosabertos.tse.jus.br</w:t>
-      </w:r>
-    </w:p>
-    <w:p/>
-    <w:p>
-      <w:r>
-        <w:t>Arquivos necessários:</w:t>
-      </w:r>
-    </w:p>
-    <w:p/>
-    <w:p>
-      <w:r>
-        <w:t>votacao_secao_2018</w:t>
-      </w:r>
-    </w:p>
-    <w:p>
-      <w:r>
-        <w:t>votacao_secao_2022</w:t>
-      </w:r>
-    </w:p>
-    <w:p/>
-    <w:p>
-      <w:r>
-        <w:t>votacao_municipio_2018</w:t>
-      </w:r>
-    </w:p>
-    <w:p>
-      <w:r>
-        <w:lastRenderedPageBreak/>
-        <w:t>votacao_municipio_2022</w:t>
-      </w:r>
-    </w:p>
-    <w:p/>
-    <w:p>
-      <w:r>
-        <w:t>perfil_eleitorado</w:t>
-      </w:r>
-    </w:p>
-    <w:p/>
-    <w:p>
-      <w:r>
-        <w:t>---</w:t>
-      </w:r>
-    </w:p>
-    <w:p/>
-    <w:p>
-      <w:r>
-        <w:t>12. LIMPEZA DOS DADOS</w:t>
-      </w:r>
-    </w:p>
-    <w:p/>
-    <w:p>
-      <w:r>
-        <w:t>Antes de inserir no banco:</w:t>
-      </w:r>
-    </w:p>
-    <w:p/>
-    <w:p>
-      <w:r>
-        <w:t>- converter encoding para UTF-8</w:t>
-      </w:r>
-    </w:p>
-    <w:p>
-      <w:r>
-        <w:t>- filtrar apenas estado PR</w:t>
-      </w:r>
-    </w:p>
-    <w:p>
-      <w:r>
-        <w:t>- padronizar nomes de municípios</w:t>
-      </w:r>
-    </w:p>
-    <w:p>
-      <w:r>
-        <w:t>- remover duplicidades</w:t>
-      </w:r>
-    </w:p>
-    <w:p>
-      <w:r>
-        <w:t>- manter apenas colunas relevantes</w:t>
-      </w:r>
-    </w:p>
-    <w:p/>
-    <w:p>
-      <w:r>
-        <w:t>Campos principais:</w:t>
-      </w:r>
-    </w:p>
-    <w:p/>
-    <w:p>
-      <w:r>
-        <w:t>municipio</w:t>
-      </w:r>
-    </w:p>
-    <w:p>
-      <w:r>
-        <w:t>zona eleitoral</w:t>
-      </w:r>
-    </w:p>
-    <w:p>
-      <w:r>
-        <w:t>secao eleitoral</w:t>
-      </w:r>
-    </w:p>
-    <w:p>
-      <w:r>
-        <w:t>candidato</w:t>
-      </w:r>
-    </w:p>
-    <w:p>
-      <w:r>
-        <w:t>votos</w:t>
-      </w:r>
-    </w:p>
-    <w:p/>
-    <w:p>
-      <w:r>
-        <w:t>---</w:t>
-      </w:r>
-    </w:p>
-    <w:p/>
-    <w:p>
-      <w:r>
-        <w:t>13. INTELIGÊNCIA ELEITORAL</w:t>
-      </w:r>
-    </w:p>
-    <w:p/>
-    <w:p>
-      <w:r>
-        <w:t>O sistema deve possuir módulo de inteligência eleitoral contendo:</w:t>
-      </w:r>
-    </w:p>
-    <w:p/>
-    <w:p>
-      <w:r>
-        <w:t>Mapa de calor eleitoral.</w:t>
-      </w:r>
-    </w:p>
-    <w:p/>
-    <w:p>
-      <w:r>
-        <w:t>Mostrando:</w:t>
-      </w:r>
-    </w:p>
-    <w:p/>
-    <w:p>
-      <w:r>
-        <w:t>- cidades estratégicas</w:t>
-      </w:r>
-    </w:p>
-    <w:p>
-      <w:r>
-        <w:t>- zonas eleitorais decisivas</w:t>
-      </w:r>
-    </w:p>
-    <w:p>
-      <w:r>
-        <w:t>- regiões com maior potencial de votos.</w:t>
-      </w:r>
-    </w:p>
-    <w:p/>
-    <w:p>
-      <w:r>
-        <w:t>---</w:t>
-      </w:r>
-    </w:p>
-    <w:p/>
-    <w:p>
-      <w:r>
-        <w:t>14. INTELIGÊNCIA COM IA</w:t>
-      </w:r>
-    </w:p>
-    <w:p/>
-    <w:p>
-      <w:r>
-        <w:t>O sistema terá módulo de IA para:</w:t>
-      </w:r>
-    </w:p>
-    <w:p/>
-    <w:p>
-      <w:r>
-        <w:t>- prever desempenho eleitoral</w:t>
-      </w:r>
-    </w:p>
-    <w:p>
-      <w:r>
-        <w:t>- identificar regiões estratégicas</w:t>
-      </w:r>
-    </w:p>
-    <w:p>
-      <w:r>
-        <w:t>- sugerir reforço de campanha</w:t>
-      </w:r>
-    </w:p>
-    <w:p>
-      <w:r>
-        <w:t>- gerar cenários eleitorais</w:t>
-      </w:r>
-    </w:p>
-    <w:p/>
-    <w:p>
-      <w:r>
-        <w:t>Cenários gerados:</w:t>
-      </w:r>
-    </w:p>
-    <w:p/>
-    <w:p>
-      <w:r>
-        <w:t>cenário pessimista</w:t>
-      </w:r>
-    </w:p>
-    <w:p>
-      <w:r>
-        <w:t>cenário provável</w:t>
-      </w:r>
-    </w:p>
-    <w:p>
-      <w:r>
-        <w:t>cenário otimista</w:t>
-      </w:r>
-    </w:p>
-    <w:p/>
-    <w:p>
-      <w:r>
-        <w:t>---</w:t>
-      </w:r>
-    </w:p>
-    <w:p/>
-    <w:p>
-      <w:r>
-        <w:t>15. COMUNICAÇÃO INTERNA</w:t>
-      </w:r>
-    </w:p>
-    <w:p/>
-    <w:p>
-      <w:r>
-        <w:t>Admins podem enviar:</w:t>
-      </w:r>
-    </w:p>
-    <w:p/>
-    <w:p>
-      <w:r>
-        <w:t>- cards</w:t>
-      </w:r>
-    </w:p>
-    <w:p>
-      <w:r>
-        <w:lastRenderedPageBreak/>
-        <w:t>- vídeos</w:t>
-      </w:r>
-    </w:p>
-    <w:p>
-      <w:r>
-        <w:t>- mensagens</w:t>
-      </w:r>
-    </w:p>
-    <w:p>
-      <w:r>
-        <w:t>- materiais de campanha</w:t>
-      </w:r>
-    </w:p>
-    <w:p/>
-    <w:p>
-      <w:r>
-        <w:t>Micros e coordenadores podem compartilhar via botão WhatsApp.</w:t>
-      </w:r>
-    </w:p>
-    <w:p/>
-    <w:p>
-      <w:r>
-        <w:t>O botão apenas abre o WhatsApp com o conteúdo.</w:t>
-      </w:r>
-    </w:p>
-    <w:p/>
-    <w:p>
-      <w:r>
-        <w:t>---</w:t>
-      </w:r>
-    </w:p>
-    <w:p/>
-    <w:p>
-      <w:r>
-        <w:t>16. CENTRAL DE TREINAMENTO</w:t>
-      </w:r>
-    </w:p>
-    <w:p/>
-    <w:p>
-      <w:r>
-        <w:t>Área do sistema contendo:</w:t>
-      </w:r>
-    </w:p>
-    <w:p/>
-    <w:p>
-      <w:r>
-        <w:t>- vídeos</w:t>
-      </w:r>
-    </w:p>
-    <w:p>
-      <w:r>
-        <w:t>- manual de abordagem</w:t>
-      </w:r>
-    </w:p>
-    <w:p>
-      <w:r>
-        <w:t>- orientações de campanha</w:t>
-      </w:r>
-    </w:p>
-    <w:p/>
-    <w:p>
-      <w:r>
-        <w:t>---</w:t>
-      </w:r>
-    </w:p>
-    <w:p/>
-    <w:p>
-      <w:r>
-        <w:t>17. PAINEL DE CRISE</w:t>
-      </w:r>
-    </w:p>
-    <w:p/>
-    <w:p>
-      <w:r>
-        <w:t>Micros poderão reportar problemas diretamente ao coordenador regional.</w:t>
-      </w:r>
-    </w:p>
-    <w:p/>
-    <w:p>
-      <w:r>
-        <w:t>Exemplos:</w:t>
-      </w:r>
-    </w:p>
-    <w:p/>
-    <w:p>
-      <w:r>
-        <w:t>- conflitos locais</w:t>
-      </w:r>
-    </w:p>
-    <w:p>
-      <w:r>
-        <w:t>- dificuldades operacionais</w:t>
-      </w:r>
-    </w:p>
-    <w:p>
-      <w:r>
-        <w:t>- problemas com adversários</w:t>
-      </w:r>
-    </w:p>
-    <w:p/>
-    <w:p>
-      <w:r>
-        <w:t>Admins poderão acionar suporte técnico do sistema.</w:t>
-      </w:r>
-    </w:p>
-    <w:p/>
-    <w:p>
-      <w:r>
-        <w:t>---</w:t>
-      </w:r>
-    </w:p>
-    <w:p/>
-    <w:p>
-      <w:r>
-        <w:t>18. BASE DE DADOS DAS IGREJAS</w:t>
-      </w:r>
-    </w:p>
-    <w:p/>
-    <w:p>
-      <w:r>
-        <w:t>Tabela contendo dados de igrejas ligadas à Convenção Geral das Assembleias de Deus no Brasil.</w:t>
-      </w:r>
-    </w:p>
-    <w:p/>
-    <w:p>
-      <w:r>
-        <w:t>Campos da tabela:</w:t>
-      </w:r>
-    </w:p>
-    <w:p/>
-    <w:p>
-      <w:r>
-        <w:t>id</w:t>
-      </w:r>
-    </w:p>
-    <w:p>
-      <w:r>
-        <w:t>cidade</w:t>
-      </w:r>
-    </w:p>
-    <w:p>
-      <w:r>
-        <w:t>bairro</w:t>
-      </w:r>
-    </w:p>
-    <w:p>
-      <w:r>
-        <w:t>nome da igreja</w:t>
-      </w:r>
-    </w:p>
-    <w:p>
-      <w:r>
-        <w:t>pastor responsável</w:t>
-      </w:r>
-    </w:p>
-    <w:p>
-      <w:r>
-        <w:t>telefone</w:t>
-      </w:r>
-    </w:p>
-    <w:p>
-      <w:r>
-        <w:t>quantidade estimada de membros</w:t>
-      </w:r>
-    </w:p>
-    <w:p>
-      <w:r>
-        <w:t>campo eclesiástico</w:t>
-      </w:r>
-    </w:p>
-    <w:p/>
-    <w:p>
-      <w:r>
-        <w:t>---</w:t>
-      </w:r>
-    </w:p>
-    <w:p/>
-    <w:p>
-      <w:r>
-        <w:t>19. ESCALA DO SISTEMA</w:t>
-      </w:r>
-    </w:p>
-    <w:p/>
-    <w:p>
-      <w:r>
-        <w:t>O sistema será dimensionado para:</w:t>
-      </w:r>
-    </w:p>
-    <w:p/>
-    <w:p>
-      <w:r>
-        <w:t>399 municípios</w:t>
-      </w:r>
-    </w:p>
-    <w:p/>
-    <w:p>
-      <w:r>
-        <w:t>30 coordenadores regionais</w:t>
-      </w:r>
-    </w:p>
-    <w:p/>
-    <w:p>
-      <w:r>
-        <w:t>200 micros</w:t>
-      </w:r>
-    </w:p>
-    <w:p/>
-    <w:p>
-      <w:r>
-        <w:lastRenderedPageBreak/>
-        <w:t>10 administradores</w:t>
-      </w:r>
-    </w:p>
-    <w:p/>
-    <w:p>
-      <w:r>
-        <w:t>---</w:t>
-      </w:r>
-    </w:p>
-    <w:p/>
-    <w:p>
-      <w:r>
-        <w:t>20. TECNOLOGIA DO SISTEMA</w:t>
-      </w:r>
-    </w:p>
-    <w:p/>
-    <w:p>
-      <w:r>
-        <w:t>Frontend:</w:t>
-      </w:r>
-    </w:p>
-    <w:p/>
-    <w:p>
-      <w:r>
-        <w:t>React</w:t>
-      </w:r>
-    </w:p>
-    <w:p>
-      <w:r>
-        <w:t>Next.js</w:t>
-      </w:r>
-    </w:p>
-    <w:p>
-      <w:r>
-        <w:t>PWA</w:t>
-      </w:r>
-    </w:p>
-    <w:p/>
-    <w:p>
-      <w:r>
-        <w:t>Backend:</w:t>
-      </w:r>
-    </w:p>
-    <w:p/>
-    <w:p>
-      <w:r>
-        <w:t>Node.js</w:t>
-      </w:r>
-    </w:p>
-    <w:p/>
-    <w:p>
-      <w:r>
-        <w:t>Banco de dados:</w:t>
-      </w:r>
-    </w:p>
-    <w:p/>
-    <w:p>
-      <w:r>
-        <w:t>PostgreSQL + PostGIS</w:t>
-      </w:r>
-    </w:p>
-    <w:p/>
-    <w:p>
-      <w:r>
-        <w:t>Mapas:</w:t>
-      </w:r>
-    </w:p>
-    <w:p/>
-    <w:p>
-      <w:r>
-        <w:t>Mapbox</w:t>
-      </w:r>
-    </w:p>
-    <w:p/>
-    <w:p>
-      <w:r>
-        <w:t>Hospedagem:</w:t>
-      </w:r>
-    </w:p>
-    <w:p/>
-    <w:p>
-      <w:r>
-        <w:t>Vercel ou Cloudflare</w:t>
-      </w:r>
-    </w:p>
-    <w:p/>
-    <w:p>
-      <w:r>
-        <w:t>---</w:t>
-      </w:r>
-    </w:p>
-    <w:p/>
-    <w:p>
-      <w:r>
-        <w:t>21. SEGURANÇA E LGPD</w:t>
-      </w:r>
-    </w:p>
-    <w:p/>
-    <w:p>
-      <w:r>
-        <w:t>O sistema deve implementar:</w:t>
-      </w:r>
-    </w:p>
-    <w:p/>
-    <w:p>
-      <w:r>
-        <w:t>- consentimento de coleta de dados</w:t>
-      </w:r>
-    </w:p>
-    <w:p>
-      <w:r>
-        <w:t>- criptografia de dados</w:t>
-      </w:r>
-    </w:p>
-    <w:p>
-      <w:r>
-        <w:t>- controle de acesso por usuário</w:t>
-      </w:r>
-    </w:p>
-    <w:p>
-      <w:r>
-        <w:t>- logs de atividade</w:t>
-      </w:r>
-    </w:p>
-    <w:p/>
-    <w:p>
-      <w:r>
-        <w:t>---</w:t>
-      </w:r>
-    </w:p>
-    <w:p/>
-    <w:p>
-      <w:r>
-        <w:t>22. IDENTIDADE VISUAL</w:t>
-      </w:r>
-    </w:p>
-    <w:p/>
-    <w:p>
-      <w:r>
-        <w:t>Cores baseadas na bandeira do estado do Paraná.</w:t>
-      </w:r>
-    </w:p>
-    <w:p/>
-    <w:p>
-      <w:r>
-        <w:t>Paleta:</w:t>
-      </w:r>
-    </w:p>
-    <w:p/>
-    <w:p>
-      <w:r>
-        <w:t>verde</w:t>
-      </w:r>
-    </w:p>
-    <w:p>
-      <w:r>
-        <w:t>branco</w:t>
-      </w:r>
-    </w:p>
-    <w:p/>
-    <w:p>
-      <w:r>
-        <w:t>A bandeira do Paraná deve aparecer no fundo das telas com 5% de opacidade.</w:t>
-      </w:r>
-    </w:p>
-    <w:p/>
-    <w:p>
-      <w:r>
-        <w:t>---</w:t>
-      </w:r>
-    </w:p>
-    <w:p/>
-    <w:p>
-      <w:r>
-        <w:t>23. DIFERENCIAL DO SISTEMA</w:t>
-      </w:r>
-    </w:p>
-    <w:p/>
-    <w:p>
-      <w:r>
-        <w:t>O diferencial do Nivvio Poli é a antecipação territorial da campanha.</w:t>
-      </w:r>
-    </w:p>
-    <w:p/>
-    <w:p>
-      <w:r>
-        <w:t>O sistema permitirá:</w:t>
-      </w:r>
-    </w:p>
-    <w:p/>
-    <w:p>
-      <w:r>
-        <w:t>- construção de rede territorial antecipada</w:t>
-      </w:r>
-    </w:p>
-    <w:p>
-      <w:r>
-        <w:t>- coleta estruturada de dados eleitorais</w:t>
-      </w:r>
-    </w:p>
-    <w:p>
-      <w:r>
-        <w:lastRenderedPageBreak/>
-        <w:t>- ajustes estratégicos baseados em dados</w:t>
-      </w:r>
-    </w:p>
-    <w:p>
-      <w:r>
-        <w:t>- projeção eleitoral com inteligência artificial</w:t>
-      </w:r>
-    </w:p>
-    <w:p/>
-    <w:p>
-      <w:r>
-        <w:t>---</w:t>
-      </w:r>
-    </w:p>
-    <w:p/>
-    <w:p>
-      <w:r>
-        <w:t>24. EVOLUÇÃO FUTURA</w:t>
-      </w:r>
-    </w:p>
-    <w:p/>
-    <w:p>
-      <w:r>
-        <w:t>Versão 2 do sistema incluirá:</w:t>
-      </w:r>
-    </w:p>
-    <w:p/>
-    <w:p>
-      <w:r>
-        <w:t>IA avançada de previsão eleitoral</w:t>
-      </w:r>
-    </w:p>
-    <w:p>
-      <w:r>
-        <w:t>análise de sentimento eleitoral</w:t>
-      </w:r>
-    </w:p>
-    <w:p>
-      <w:r>
-        <w:t>expansão para campanhas em outros estados</w:t>
-      </w:r>
-    </w:p>
-    <w:p>
-      <w:r>
-        <w:t>painel nacional de campanhas</w:t>
+      <w:r>
+        <w:br/>
+      </w:r>
+      <w:r>
+        <w:br/>
+      </w:r>
+      <w:r>
+        <w:br/>
+        <w:t>1 estrela: 0%</w:t>
+      </w:r>
+      <w:r>
+        <w:br/>
+        <w:t>2 estrelas: 10%</w:t>
+      </w:r>
+      <w:r>
+        <w:br/>
+        <w:t>3</w:t>
+      </w:r>
+      <w:r>
+        <w:t xml:space="preserve"> estrelas: </w:t>
+      </w:r>
+      <w:r>
+        <w:t>35</w:t>
+      </w:r>
+      <w:r>
+        <w:t>%</w:t>
       </w:r>
       <w:bookmarkStart w:id="0" w:name="_GoBack"/>
       <w:bookmarkEnd w:id="0"/>
+      <w:r>
+        <w:br/>
+        <w:t>4</w:t>
+      </w:r>
+      <w:r>
+        <w:t xml:space="preserve"> estrelas: </w:t>
+      </w:r>
+      <w:r>
+        <w:t>70</w:t>
+      </w:r>
+      <w:r>
+        <w:t>%</w:t>
+      </w:r>
+      <w:r>
+        <w:br/>
+        <w:t>5</w:t>
+      </w:r>
+      <w:r>
+        <w:t xml:space="preserve"> estrelas: </w:t>
+      </w:r>
+      <w:r>
+        <w:t>90</w:t>
+      </w:r>
+      <w:r>
+        <w:t>%</w:t>
+      </w:r>
+      <w:r>
+        <w:br/>
+      </w:r>
+      <w:r>
+        <w:br/>
+        <w:t xml:space="preserve">cada 100 cadastros se </w:t>
+      </w:r>
+      <w:r>
+        <w:br/>
+        <w:t>10 cadastros tiver 5 estrelas = 9 votos</w:t>
+      </w:r>
+      <w:r>
+        <w:br/>
+        <w:t>20 cadastros com 4 estrelas = 14 votos</w:t>
+      </w:r>
+      <w:r>
+        <w:br/>
+        <w:t>30 cadastros com 3 estrelas = 10 votos</w:t>
+      </w:r>
+      <w:r>
+        <w:br/>
+        <w:t>25 cadastros com 2 estrelas= 2 votos</w:t>
+      </w:r>
+      <w:r>
+        <w:br/>
+        <w:t>15 cadastros com 1 estrela = 0 votos</w:t>
+      </w:r>
+      <w:r>
+        <w:br/>
+      </w:r>
+      <w:r>
+        <w:br/>
+      </w:r>
+      <w:r>
+        <w:lastRenderedPageBreak/>
+        <w:t>total estimado 35 votos estimados</w:t>
+      </w:r>
+      <w:r>
+        <w:br/>
+      </w:r>
+    </w:p>
+    <w:p/>
+    <w:p>
+      <w:r>
+        <w:t>---</w:t>
+      </w:r>
+    </w:p>
+    <w:p/>
+    <w:p>
+      <w:r>
+        <w:t>8. GEOLOCALIZAÇÃO</w:t>
+      </w:r>
+    </w:p>
+    <w:p/>
+    <w:p>
+      <w:r>
+        <w:t>Cada visita registrada deve salvar:</w:t>
+      </w:r>
+    </w:p>
+    <w:p/>
+    <w:p>
+      <w:r>
+        <w:t>- latitude</w:t>
+      </w:r>
+    </w:p>
+    <w:p>
+      <w:r>
+        <w:t>- longitude</w:t>
+      </w:r>
+    </w:p>
+    <w:p>
+      <w:r>
+        <w:t>- data</w:t>
+      </w:r>
+    </w:p>
+    <w:p>
+      <w:r>
+        <w:t>- horário</w:t>
+      </w:r>
+    </w:p>
+    <w:p/>
+    <w:p>
+      <w:r>
+        <w:t>O mapa deve mostrar:</w:t>
+      </w:r>
+    </w:p>
+    <w:p/>
+    <w:p>
+      <w:r>
+        <w:t>- locais visitados</w:t>
+      </w:r>
+    </w:p>
+    <w:p>
+      <w:r>
+        <w:t>- densidade de visitas</w:t>
+      </w:r>
+    </w:p>
+    <w:p>
+      <w:r>
+        <w:t>- regiões sem cobertura</w:t>
+      </w:r>
+    </w:p>
+    <w:p/>
+    <w:p>
+      <w:r>
+        <w:t>API recomendada: Mapbox.</w:t>
+      </w:r>
+    </w:p>
+    <w:p/>
+    <w:p>
+      <w:r>
+        <w:t>---</w:t>
+      </w:r>
+    </w:p>
+    <w:p/>
+    <w:p>
+      <w:r>
+        <w:t>9. FUNCIONAMENTO OFFLINE</w:t>
+      </w:r>
+    </w:p>
+    <w:p/>
+    <w:p>
+      <w:r>
+        <w:t>O aplicativo deve funcionar offline.</w:t>
+      </w:r>
+    </w:p>
+    <w:p/>
+    <w:p>
+      <w:r>
+        <w:t>Quando o micro estiver sem internet ele poderá:</w:t>
+      </w:r>
+    </w:p>
+    <w:p/>
+    <w:p>
+      <w:r>
+        <w:t>- cadastrar eleitores</w:t>
+      </w:r>
+    </w:p>
+    <w:p>
+      <w:r>
+        <w:lastRenderedPageBreak/>
+        <w:t>- registrar visitas</w:t>
+      </w:r>
+    </w:p>
+    <w:p>
+      <w:r>
+        <w:t>- tirar fotos</w:t>
+      </w:r>
+    </w:p>
+    <w:p>
+      <w:r>
+        <w:t>- preencher relatórios</w:t>
+      </w:r>
+    </w:p>
+    <w:p/>
+    <w:p>
+      <w:r>
+        <w:t>Quando a conexão voltar os dados serão sincronizados automaticamente.</w:t>
+      </w:r>
+    </w:p>
+    <w:p/>
+    <w:p>
+      <w:r>
+        <w:t>O mapa deve mostrar a última localização registrada do micro.</w:t>
+      </w:r>
+    </w:p>
+    <w:p/>
+    <w:p>
+      <w:r>
+        <w:t>---</w:t>
+      </w:r>
+    </w:p>
+    <w:p/>
+    <w:p>
+      <w:r>
+        <w:t>10. BANCO DE DADOS ELEITORAL</w:t>
+      </w:r>
+    </w:p>
+    <w:p/>
+    <w:p>
+      <w:r>
+        <w:t>O sistema utilizará dados das eleições:</w:t>
+      </w:r>
+    </w:p>
+    <w:p/>
+    <w:p>
+      <w:r>
+        <w:t>2018</w:t>
+      </w:r>
+    </w:p>
+    <w:p>
+      <w:r>
+        <w:t>2022</w:t>
+      </w:r>
+    </w:p>
+    <w:p/>
+    <w:p>
+      <w:r>
+        <w:t>Fonte oficial:</w:t>
+      </w:r>
+    </w:p>
+    <w:p>
+      <w:r>
+        <w:t>Tribunal Superior Eleitoral (TSE)</w:t>
+      </w:r>
+    </w:p>
+    <w:p/>
+    <w:p>
+      <w:r>
+        <w:t>Dados necessários:</w:t>
+      </w:r>
+    </w:p>
+    <w:p/>
+    <w:p>
+      <w:r>
+        <w:t>- municípios</w:t>
+      </w:r>
+    </w:p>
+    <w:p>
+      <w:r>
+        <w:t>- zonas eleitorais</w:t>
+      </w:r>
+    </w:p>
+    <w:p>
+      <w:r>
+        <w:t>- seções eleitorais</w:t>
+      </w:r>
+    </w:p>
+    <w:p>
+      <w:r>
+        <w:t>- total de eleitores</w:t>
+      </w:r>
+    </w:p>
+    <w:p>
+      <w:r>
+        <w:t>- comparecimento</w:t>
+      </w:r>
+    </w:p>
+    <w:p>
+      <w:r>
+        <w:t>- votação por candidato</w:t>
+      </w:r>
+    </w:p>
+    <w:p/>
+    <w:p>
+      <w:r>
+        <w:t>---</w:t>
+      </w:r>
+    </w:p>
+    <w:p/>
+    <w:p>
+      <w:r>
+        <w:lastRenderedPageBreak/>
+        <w:t>11. DOWNLOAD DOS DADOS DO TSE</w:t>
+      </w:r>
+    </w:p>
+    <w:p/>
+    <w:p>
+      <w:r>
+        <w:t>Os dados devem ser obtidos no portal:</w:t>
+      </w:r>
+    </w:p>
+    <w:p/>
+    <w:p>
+      <w:r>
+        <w:t>https://dadosabertos.tse.jus.br</w:t>
+      </w:r>
+    </w:p>
+    <w:p/>
+    <w:p>
+      <w:r>
+        <w:t>Arquivos necessários:</w:t>
+      </w:r>
+    </w:p>
+    <w:p/>
+    <w:p>
+      <w:r>
+        <w:t>votacao_secao_2018</w:t>
+      </w:r>
+    </w:p>
+    <w:p>
+      <w:r>
+        <w:t>votacao_secao_2022</w:t>
+      </w:r>
+    </w:p>
+    <w:p/>
+    <w:p>
+      <w:r>
+        <w:t>votacao_municipio_2018</w:t>
+      </w:r>
+    </w:p>
+    <w:p>
+      <w:r>
+        <w:t>votacao_municipio_2022</w:t>
+      </w:r>
+    </w:p>
+    <w:p/>
+    <w:p>
+      <w:r>
+        <w:t>perfil_eleitorado</w:t>
+      </w:r>
+    </w:p>
+    <w:p/>
+    <w:p>
+      <w:r>
+        <w:t>---</w:t>
+      </w:r>
+    </w:p>
+    <w:p/>
+    <w:p>
+      <w:r>
+        <w:t>12. LIMPEZA DOS DADOS</w:t>
+      </w:r>
+    </w:p>
+    <w:p/>
+    <w:p>
+      <w:r>
+        <w:t>Antes de inserir no banco:</w:t>
+      </w:r>
+    </w:p>
+    <w:p/>
+    <w:p>
+      <w:r>
+        <w:t>- converter encoding para UTF-8</w:t>
+      </w:r>
+    </w:p>
+    <w:p>
+      <w:r>
+        <w:t>- filtrar apenas estado PR</w:t>
+      </w:r>
+    </w:p>
+    <w:p>
+      <w:r>
+        <w:t>- padronizar nomes de municípios</w:t>
+      </w:r>
+    </w:p>
+    <w:p>
+      <w:r>
+        <w:t>- remover duplicidades</w:t>
+      </w:r>
+    </w:p>
+    <w:p>
+      <w:r>
+        <w:t>- manter apenas colunas relevantes</w:t>
+      </w:r>
+    </w:p>
+    <w:p/>
+    <w:p>
+      <w:r>
+        <w:t>Campos principais:</w:t>
+      </w:r>
+    </w:p>
+    <w:p/>
+    <w:p>
+      <w:r>
+        <w:t>municipio</w:t>
+      </w:r>
+    </w:p>
+    <w:p>
+      <w:r>
+        <w:lastRenderedPageBreak/>
+        <w:t>zona eleitoral</w:t>
+      </w:r>
+    </w:p>
+    <w:p>
+      <w:r>
+        <w:t>secao eleitoral</w:t>
+      </w:r>
+    </w:p>
+    <w:p>
+      <w:r>
+        <w:t>candidato</w:t>
+      </w:r>
+    </w:p>
+    <w:p>
+      <w:r>
+        <w:t>votos</w:t>
+      </w:r>
+    </w:p>
+    <w:p/>
+    <w:p>
+      <w:r>
+        <w:t>---</w:t>
+      </w:r>
+    </w:p>
+    <w:p/>
+    <w:p>
+      <w:r>
+        <w:t>13. INTELIGÊNCIA ELEITORAL</w:t>
+      </w:r>
+    </w:p>
+    <w:p/>
+    <w:p>
+      <w:r>
+        <w:t>O sistema deve possuir módulo de inteligência eleitoral contendo:</w:t>
+      </w:r>
+    </w:p>
+    <w:p/>
+    <w:p>
+      <w:r>
+        <w:t>Mapa de calor eleitoral.</w:t>
+      </w:r>
+    </w:p>
+    <w:p/>
+    <w:p>
+      <w:r>
+        <w:t>Mostrando:</w:t>
+      </w:r>
+    </w:p>
+    <w:p/>
+    <w:p>
+      <w:r>
+        <w:t>- cidades estratégicas</w:t>
+      </w:r>
+    </w:p>
+    <w:p>
+      <w:r>
+        <w:t>- zonas eleitorais decisivas</w:t>
+      </w:r>
+    </w:p>
+    <w:p>
+      <w:r>
+        <w:t>- regiões com maior potencial de votos.</w:t>
+      </w:r>
+    </w:p>
+    <w:p/>
+    <w:p>
+      <w:r>
+        <w:t>---</w:t>
+      </w:r>
+    </w:p>
+    <w:p/>
+    <w:p>
+      <w:r>
+        <w:t>14. INTELIGÊNCIA COM IA</w:t>
+      </w:r>
+    </w:p>
+    <w:p/>
+    <w:p>
+      <w:r>
+        <w:t>O sistema terá módulo de IA para:</w:t>
+      </w:r>
+    </w:p>
+    <w:p/>
+    <w:p>
+      <w:r>
+        <w:t>- prever desempenho eleitoral</w:t>
+      </w:r>
+    </w:p>
+    <w:p>
+      <w:r>
+        <w:t>- identificar regiões estratégicas</w:t>
+      </w:r>
+    </w:p>
+    <w:p>
+      <w:r>
+        <w:t>- sugerir reforço de campanha</w:t>
+      </w:r>
+    </w:p>
+    <w:p>
+      <w:r>
+        <w:t>- gerar cenários eleitorais</w:t>
+      </w:r>
+    </w:p>
+    <w:p/>
+    <w:p>
+      <w:r>
+        <w:t>Cenários gerados:</w:t>
+      </w:r>
+    </w:p>
+    <w:p/>
+    <w:p>
+      <w:r>
+        <w:t>cenário pessimista</w:t>
+      </w:r>
+    </w:p>
+    <w:p>
+      <w:r>
+        <w:t>cenário provável</w:t>
+      </w:r>
+    </w:p>
+    <w:p>
+      <w:r>
+        <w:t>cenário otimista</w:t>
+      </w:r>
+    </w:p>
+    <w:p/>
+    <w:p>
+      <w:r>
+        <w:t>---</w:t>
+      </w:r>
+    </w:p>
+    <w:p/>
+    <w:p>
+      <w:r>
+        <w:t>15. COMUNICAÇÃO INTERNA</w:t>
+      </w:r>
+    </w:p>
+    <w:p/>
+    <w:p>
+      <w:r>
+        <w:t>Admins podem enviar:</w:t>
+      </w:r>
+    </w:p>
+    <w:p/>
+    <w:p>
+      <w:r>
+        <w:t>- cards</w:t>
+      </w:r>
+    </w:p>
+    <w:p>
+      <w:r>
+        <w:t>- vídeos</w:t>
+      </w:r>
+    </w:p>
+    <w:p>
+      <w:r>
+        <w:t>- mensagens</w:t>
+      </w:r>
+    </w:p>
+    <w:p>
+      <w:r>
+        <w:t>- materiais de campanha</w:t>
+      </w:r>
+    </w:p>
+    <w:p/>
+    <w:p>
+      <w:r>
+        <w:t>Micros e coordenadores podem compartilhar via botão WhatsApp.</w:t>
+      </w:r>
+    </w:p>
+    <w:p/>
+    <w:p>
+      <w:r>
+        <w:t>O botão apenas abre o WhatsApp com o conteúdo.</w:t>
+      </w:r>
+    </w:p>
+    <w:p/>
+    <w:p>
+      <w:r>
+        <w:t>---</w:t>
+      </w:r>
+    </w:p>
+    <w:p/>
+    <w:p>
+      <w:r>
+        <w:t>16. CENTRAL DE TREINAMENTO</w:t>
+      </w:r>
+    </w:p>
+    <w:p/>
+    <w:p>
+      <w:r>
+        <w:t>Área do sistema contendo:</w:t>
+      </w:r>
+    </w:p>
+    <w:p/>
+    <w:p>
+      <w:r>
+        <w:t>- vídeos</w:t>
+      </w:r>
+    </w:p>
+    <w:p>
+      <w:r>
+        <w:t>- manual de abordagem</w:t>
+      </w:r>
+    </w:p>
+    <w:p>
+      <w:r>
+        <w:t>- orientações de campanha</w:t>
+      </w:r>
+    </w:p>
+    <w:p/>
+    <w:p>
+      <w:r>
+        <w:t>---</w:t>
+      </w:r>
+    </w:p>
+    <w:p/>
+    <w:p>
+      <w:r>
+        <w:t>17. PAINEL DE CRISE</w:t>
+      </w:r>
+    </w:p>
+    <w:p/>
+    <w:p>
+      <w:r>
+        <w:t>Micros poderão reportar problemas diretamente ao coordenador regional.</w:t>
+      </w:r>
+    </w:p>
+    <w:p/>
+    <w:p>
+      <w:r>
+        <w:t>Exemplos:</w:t>
+      </w:r>
+    </w:p>
+    <w:p/>
+    <w:p>
+      <w:r>
+        <w:t>- conflitos locais</w:t>
+      </w:r>
+    </w:p>
+    <w:p>
+      <w:r>
+        <w:t>- dificuldades operacionais</w:t>
+      </w:r>
+    </w:p>
+    <w:p>
+      <w:r>
+        <w:t>- problemas com adversários</w:t>
+      </w:r>
+    </w:p>
+    <w:p/>
+    <w:p>
+      <w:r>
+        <w:t>Admins poderão acionar suporte técnico do sistema.</w:t>
+      </w:r>
+    </w:p>
+    <w:p/>
+    <w:p>
+      <w:r>
+        <w:t>---</w:t>
+      </w:r>
+    </w:p>
+    <w:p/>
+    <w:p>
+      <w:r>
+        <w:t>18. BASE DE DADOS DAS IGREJAS</w:t>
+      </w:r>
+    </w:p>
+    <w:p/>
+    <w:p>
+      <w:r>
+        <w:t>Tabela contendo dados de igrejas ligadas à Convenção Geral das Assembleias de Deus no Brasil.</w:t>
+      </w:r>
+    </w:p>
+    <w:p/>
+    <w:p>
+      <w:r>
+        <w:t>Campos da tabela:</w:t>
+      </w:r>
+    </w:p>
+    <w:p/>
+    <w:p>
+      <w:r>
+        <w:t>id</w:t>
+      </w:r>
+    </w:p>
+    <w:p>
+      <w:r>
+        <w:t>cidade</w:t>
+      </w:r>
+    </w:p>
+    <w:p>
+      <w:r>
+        <w:t>bairro</w:t>
+      </w:r>
+    </w:p>
+    <w:p>
+      <w:r>
+        <w:t>nome da igreja</w:t>
+      </w:r>
+    </w:p>
+    <w:p>
+      <w:r>
+        <w:t>pastor responsável</w:t>
+      </w:r>
+    </w:p>
+    <w:p>
+      <w:r>
+        <w:t>telefone</w:t>
+      </w:r>
+    </w:p>
+    <w:p>
+      <w:r>
+        <w:t>quantidade estimada de membros</w:t>
+      </w:r>
+    </w:p>
+    <w:p>
+      <w:r>
+        <w:t>campo eclesiástico</w:t>
+      </w:r>
+    </w:p>
+    <w:p/>
+    <w:p>
+      <w:r>
+        <w:lastRenderedPageBreak/>
+        <w:t>---</w:t>
+      </w:r>
+    </w:p>
+    <w:p/>
+    <w:p>
+      <w:r>
+        <w:t>19. ESCALA DO SISTEMA</w:t>
+      </w:r>
+    </w:p>
+    <w:p/>
+    <w:p>
+      <w:r>
+        <w:t>O sistema será dimensionado para:</w:t>
+      </w:r>
+    </w:p>
+    <w:p/>
+    <w:p>
+      <w:r>
+        <w:t>399 municípios</w:t>
+      </w:r>
+    </w:p>
+    <w:p/>
+    <w:p>
+      <w:r>
+        <w:t>30 coordenadores regionais</w:t>
+      </w:r>
+    </w:p>
+    <w:p/>
+    <w:p>
+      <w:r>
+        <w:t>200 micros</w:t>
+      </w:r>
+    </w:p>
+    <w:p/>
+    <w:p>
+      <w:r>
+        <w:t>10 administradores</w:t>
+      </w:r>
+    </w:p>
+    <w:p/>
+    <w:p>
+      <w:r>
+        <w:t>---</w:t>
+      </w:r>
+    </w:p>
+    <w:p/>
+    <w:p>
+      <w:r>
+        <w:t>20. TECNOLOGIA DO SISTEMA</w:t>
+      </w:r>
+    </w:p>
+    <w:p/>
+    <w:p>
+      <w:r>
+        <w:t>Frontend:</w:t>
+      </w:r>
+    </w:p>
+    <w:p/>
+    <w:p>
+      <w:r>
+        <w:t>React</w:t>
+      </w:r>
+    </w:p>
+    <w:p>
+      <w:r>
+        <w:t>Next.js</w:t>
+      </w:r>
+    </w:p>
+    <w:p>
+      <w:r>
+        <w:t>PWA</w:t>
+      </w:r>
+    </w:p>
+    <w:p/>
+    <w:p>
+      <w:r>
+        <w:t>Backend:</w:t>
+      </w:r>
+    </w:p>
+    <w:p/>
+    <w:p>
+      <w:r>
+        <w:t>Node.js</w:t>
+      </w:r>
+    </w:p>
+    <w:p/>
+    <w:p>
+      <w:r>
+        <w:t>Banco de dados:</w:t>
+      </w:r>
+    </w:p>
+    <w:p/>
+    <w:p>
+      <w:r>
+        <w:t>PostgreSQL + PostGIS</w:t>
+      </w:r>
+    </w:p>
+    <w:p/>
+    <w:p>
+      <w:r>
+        <w:t>Mapas:</w:t>
+      </w:r>
+    </w:p>
+    <w:p/>
+    <w:p>
+      <w:r>
+        <w:t>Mapbox</w:t>
+      </w:r>
+    </w:p>
+    <w:p/>
+    <w:p>
+      <w:r>
+        <w:t>Hospedagem:</w:t>
+      </w:r>
+    </w:p>
+    <w:p/>
+    <w:p>
+      <w:r>
+        <w:t>Vercel ou Cloudflare</w:t>
+      </w:r>
+    </w:p>
+    <w:p/>
+    <w:p>
+      <w:r>
+        <w:t>---</w:t>
+      </w:r>
+    </w:p>
+    <w:p/>
+    <w:p>
+      <w:r>
+        <w:t>21. SEGURANÇA E LGPD</w:t>
+      </w:r>
+    </w:p>
+    <w:p/>
+    <w:p>
+      <w:r>
+        <w:t>O sistema deve implementar:</w:t>
+      </w:r>
+    </w:p>
+    <w:p/>
+    <w:p>
+      <w:r>
+        <w:t>- consentimento de coleta de dados</w:t>
+      </w:r>
+    </w:p>
+    <w:p>
+      <w:r>
+        <w:t>- criptografia de dados</w:t>
+      </w:r>
+    </w:p>
+    <w:p>
+      <w:r>
+        <w:t>- controle de acesso por usuário</w:t>
+      </w:r>
+    </w:p>
+    <w:p>
+      <w:r>
+        <w:t>- logs de atividade</w:t>
+      </w:r>
+    </w:p>
+    <w:p/>
+    <w:p>
+      <w:r>
+        <w:t>---</w:t>
+      </w:r>
+    </w:p>
+    <w:p/>
+    <w:p>
+      <w:r>
+        <w:t>22. IDENTIDADE VISUAL</w:t>
+      </w:r>
+    </w:p>
+    <w:p/>
+    <w:p>
+      <w:r>
+        <w:t>Cores baseadas na bandeira do estado do Paraná.</w:t>
+      </w:r>
+    </w:p>
+    <w:p/>
+    <w:p>
+      <w:r>
+        <w:t>Paleta:</w:t>
+      </w:r>
+    </w:p>
+    <w:p/>
+    <w:p>
+      <w:r>
+        <w:t>verde</w:t>
+      </w:r>
+    </w:p>
+    <w:p>
+      <w:r>
+        <w:t>branco</w:t>
+      </w:r>
+    </w:p>
+    <w:p/>
+    <w:p>
+      <w:r>
+        <w:lastRenderedPageBreak/>
+        <w:t>A bandeira do Paraná deve aparecer no fundo das telas com 5% de opacidade.</w:t>
+      </w:r>
+    </w:p>
+    <w:p/>
+    <w:p>
+      <w:r>
+        <w:t>---</w:t>
+      </w:r>
+    </w:p>
+    <w:p/>
+    <w:p>
+      <w:r>
+        <w:t>23. DIFERENCIAL DO SISTEMA</w:t>
+      </w:r>
+    </w:p>
+    <w:p/>
+    <w:p>
+      <w:r>
+        <w:t>O diferencial do Nivvio Poli é a antecipação territorial da campanha.</w:t>
+      </w:r>
+    </w:p>
+    <w:p/>
+    <w:p>
+      <w:r>
+        <w:t>O sistema permitirá:</w:t>
+      </w:r>
+    </w:p>
+    <w:p/>
+    <w:p>
+      <w:r>
+        <w:t>- construção de rede territorial antecipada</w:t>
+      </w:r>
+    </w:p>
+    <w:p>
+      <w:r>
+        <w:t>- coleta estruturada de dados eleitorais</w:t>
+      </w:r>
+    </w:p>
+    <w:p>
+      <w:r>
+        <w:t>- ajustes estratégicos baseados em dados</w:t>
+      </w:r>
+    </w:p>
+    <w:p>
+      <w:r>
+        <w:t>- projeção eleitoral com inteligência artificial</w:t>
+      </w:r>
+    </w:p>
+    <w:p/>
+    <w:p>
+      <w:r>
+        <w:t>---</w:t>
+      </w:r>
+    </w:p>
+    <w:p/>
+    <w:p>
+      <w:r>
+        <w:t>24. EVOLUÇÃO FUTURA</w:t>
+      </w:r>
+    </w:p>
+    <w:p/>
+    <w:p>
+      <w:r>
+        <w:t>Versão 2 do sistema incluirá:</w:t>
+      </w:r>
+    </w:p>
+    <w:p/>
+    <w:p>
+      <w:r>
+        <w:t>IA avançada de previsão eleitoral</w:t>
+      </w:r>
+    </w:p>
+    <w:p>
+      <w:r>
+        <w:t>análise de sentimento eleitoral</w:t>
+      </w:r>
+    </w:p>
+    <w:p>
+      <w:r>
+        <w:t>expansão para campanhas em outros estados</w:t>
+      </w:r>
+    </w:p>
+    <w:p>
+      <w:r>
+        <w:t>painel nacional de campanhas</w:t>
+      </w:r>
     </w:p>
     <w:sectPr>
       <w:pgSz w:w="11906" w:h="16838"/>
